--- a/작업일지/40주차.docx
+++ b/작업일지/40주차.docx
@@ -652,6 +652,52 @@
       <w:pPr>
         <w:jc w:val="left"/>
         <w:rPr>
+          <w:b/>
+          <w:sz w:val="22"/>
+        </w:rPr>
+      </w:pPr>
+    </w:p>
+    <w:p>
+      <w:pPr>
+        <w:jc w:val="left"/>
+        <w:rPr>
+          <w:b/>
+          <w:sz w:val="22"/>
+        </w:rPr>
+      </w:pPr>
+    </w:p>
+    <w:p>
+      <w:pPr>
+        <w:jc w:val="left"/>
+        <w:rPr>
+          <w:b/>
+          <w:sz w:val="22"/>
+        </w:rPr>
+      </w:pPr>
+    </w:p>
+    <w:p>
+      <w:pPr>
+        <w:jc w:val="left"/>
+        <w:rPr>
+          <w:b/>
+          <w:sz w:val="22"/>
+        </w:rPr>
+      </w:pPr>
+    </w:p>
+    <w:p>
+      <w:pPr>
+        <w:jc w:val="left"/>
+        <w:rPr>
+          <w:b/>
+          <w:sz w:val="22"/>
+        </w:rPr>
+      </w:pPr>
+    </w:p>
+    <w:p>
+      <w:pPr>
+        <w:jc w:val="left"/>
+        <w:rPr>
+          <w:rFonts w:hint="eastAsia"/>
           <w:b/>
           <w:sz w:val="22"/>
         </w:rPr>

--- a/작업일지/40주차.docx
+++ b/작업일지/40주차.docx
@@ -73,17 +73,8 @@
                 <w:rFonts w:hint="eastAsia"/>
                 <w:szCs w:val="20"/>
               </w:rPr>
-              <w:t xml:space="preserve">2021180009 </w:t>
-            </w:r>
-            <w:proofErr w:type="spellStart"/>
-            <w:r>
-              <w:rPr>
-                <w:rFonts w:hint="eastAsia"/>
-                <w:szCs w:val="20"/>
-              </w:rPr>
-              <w:t>박경준</w:t>
-            </w:r>
-            <w:proofErr w:type="spellEnd"/>
+              <w:t>2021180009 박경준</w:t>
+            </w:r>
             <w:r>
               <w:rPr>
                 <w:szCs w:val="20"/>
@@ -206,7 +197,6 @@
             <w:pPr>
               <w:jc w:val="center"/>
               <w:rPr>
-                <w:rFonts w:hint="eastAsia"/>
                 <w:b/>
               </w:rPr>
             </w:pPr>
@@ -372,7 +362,7 @@
           <w:p>
             <w:pPr>
               <w:rPr>
-                <w:rFonts w:ascii="맑은 고딕" w:eastAsia="맑은 고딕" w:hAnsi="맑은 고딕" w:hint="eastAsia"/>
+                <w:rFonts w:ascii="맑은 고딕" w:eastAsia="맑은 고딕" w:hAnsi="맑은 고딕"/>
                 <w:b/>
                 <w:bCs/>
                 <w:u w:val="single"/>
@@ -415,6 +405,44 @@
                 <w:u w:val="single"/>
               </w:rPr>
               <w:t xml:space="preserve"> 우리 엔진에서 instancing으로 렌더링</w:t>
+            </w:r>
+          </w:p>
+          <w:p>
+            <w:pPr>
+              <w:rPr>
+                <w:rFonts w:ascii="맑은 고딕" w:eastAsia="맑은 고딕" w:hAnsi="맑은 고딕"/>
+                <w:b/>
+                <w:bCs/>
+                <w:u w:val="single"/>
+              </w:rPr>
+            </w:pPr>
+            <w:r>
+              <w:rPr>
+                <w:rFonts w:ascii="맑은 고딕" w:eastAsia="맑은 고딕" w:hAnsi="맑은 고딕" w:hint="eastAsia"/>
+                <w:b/>
+                <w:bCs/>
+                <w:u w:val="single"/>
+              </w:rPr>
+              <w:t>보스 2페이즈 구현</w:t>
+            </w:r>
+          </w:p>
+          <w:p>
+            <w:pPr>
+              <w:rPr>
+                <w:rFonts w:ascii="맑은 고딕" w:eastAsia="맑은 고딕" w:hAnsi="맑은 고딕" w:hint="eastAsia"/>
+                <w:b/>
+                <w:bCs/>
+                <w:u w:val="single"/>
+              </w:rPr>
+            </w:pPr>
+            <w:r>
+              <w:rPr>
+                <w:rFonts w:ascii="맑은 고딕" w:eastAsia="맑은 고딕" w:hAnsi="맑은 고딕" w:hint="eastAsia"/>
+                <w:b/>
+                <w:bCs/>
+                <w:u w:val="single"/>
+              </w:rPr>
+              <w:t>보스 씬 구현</w:t>
             </w:r>
           </w:p>
         </w:tc>
@@ -519,14 +547,14 @@
       <w:pPr>
         <w:jc w:val="left"/>
         <w:rPr>
-          <w:rFonts w:hint="eastAsia"/>
-          <w:b/>
-          <w:sz w:val="22"/>
-        </w:rPr>
-      </w:pPr>
-      <w:r>
-        <w:rPr>
-          <w:b/>
+          <w:b/>
+          <w:sz w:val="22"/>
+        </w:rPr>
+      </w:pPr>
+      <w:r>
+        <w:rPr>
+          <w:b/>
+          <w:noProof/>
           <w:sz w:val="22"/>
         </w:rPr>
         <w:drawing>
@@ -570,7 +598,6 @@
       <w:pPr>
         <w:jc w:val="left"/>
         <w:rPr>
-          <w:rFonts w:hint="eastAsia"/>
           <w:b/>
           <w:sz w:val="22"/>
         </w:rPr>
@@ -588,14 +615,14 @@
       <w:pPr>
         <w:jc w:val="left"/>
         <w:rPr>
-          <w:rFonts w:hint="eastAsia"/>
-          <w:b/>
-          <w:sz w:val="22"/>
-        </w:rPr>
-      </w:pPr>
-      <w:r>
-        <w:rPr>
-          <w:b/>
+          <w:b/>
+          <w:sz w:val="22"/>
+        </w:rPr>
+      </w:pPr>
+      <w:r>
+        <w:rPr>
+          <w:b/>
+          <w:noProof/>
           <w:sz w:val="22"/>
         </w:rPr>
         <w:drawing>
@@ -656,6 +683,611 @@
           <w:sz w:val="22"/>
         </w:rPr>
       </w:pPr>
+      <w:r>
+        <w:rPr>
+          <w:rFonts w:hint="eastAsia"/>
+          <w:b/>
+          <w:sz w:val="22"/>
+        </w:rPr>
+        <w:lastRenderedPageBreak/>
+        <w:t>보스 2페이즈 구현</w:t>
+      </w:r>
+    </w:p>
+    <w:p>
+      <w:pPr>
+        <w:jc w:val="left"/>
+        <w:rPr>
+          <w:rFonts w:hint="eastAsia"/>
+          <w:b/>
+          <w:sz w:val="22"/>
+        </w:rPr>
+      </w:pPr>
+      <w:r>
+        <w:rPr>
+          <w:b/>
+          <w:sz w:val="22"/>
+        </w:rPr>
+        <w:t xml:space="preserve">보스 2페이즈 구현 </w:t>
+      </w:r>
+      <w:proofErr w:type="spellStart"/>
+      <w:r>
+        <w:rPr>
+          <w:b/>
+          <w:sz w:val="22"/>
+        </w:rPr>
+        <w:t>그랩돌진</w:t>
+      </w:r>
+      <w:proofErr w:type="spellEnd"/>
+      <w:r>
+        <w:rPr>
+          <w:b/>
+          <w:sz w:val="22"/>
+        </w:rPr>
+        <w:t xml:space="preserve"> </w:t>
+      </w:r>
+      <w:r>
+        <w:rPr>
+          <w:rFonts w:hint="eastAsia"/>
+          <w:b/>
+          <w:sz w:val="22"/>
+        </w:rPr>
+        <w:t>-&gt;</w:t>
+      </w:r>
+      <w:r>
+        <w:rPr>
+          <w:b/>
+          <w:sz w:val="22"/>
+        </w:rPr>
+        <w:t xml:space="preserve"> 난타 </w:t>
+      </w:r>
+      <w:r>
+        <w:rPr>
+          <w:b/>
+          <w:sz w:val="22"/>
+        </w:rPr>
+        <w:t>–</w:t>
+      </w:r>
+      <w:r>
+        <w:rPr>
+          <w:rFonts w:hint="eastAsia"/>
+          <w:b/>
+          <w:sz w:val="22"/>
+        </w:rPr>
+        <w:t>&gt;</w:t>
+      </w:r>
+      <w:r>
+        <w:rPr>
+          <w:b/>
+          <w:sz w:val="22"/>
+        </w:rPr>
+        <w:t xml:space="preserve"> 내려치기</w:t>
+      </w:r>
+      <w:r>
+        <w:rPr>
+          <w:rFonts w:hint="eastAsia"/>
+          <w:b/>
+          <w:sz w:val="22"/>
+        </w:rPr>
+        <w:t xml:space="preserve"> -&gt; 플레이어 날라가기</w:t>
+      </w:r>
+    </w:p>
+    <w:p>
+      <w:pPr>
+        <w:jc w:val="left"/>
+        <w:rPr>
+          <w:b/>
+          <w:sz w:val="22"/>
+        </w:rPr>
+      </w:pPr>
+      <w:r>
+        <w:rPr>
+          <w:b/>
+          <w:sz w:val="22"/>
+        </w:rPr>
+        <w:t>보스 잡기(</w:t>
+      </w:r>
+      <w:proofErr w:type="spellStart"/>
+      <w:r>
+        <w:rPr>
+          <w:b/>
+          <w:sz w:val="22"/>
+        </w:rPr>
+        <w:t>그랩</w:t>
+      </w:r>
+      <w:proofErr w:type="spellEnd"/>
+      <w:r>
+        <w:rPr>
+          <w:b/>
+          <w:sz w:val="22"/>
+        </w:rPr>
+        <w:t xml:space="preserve">) 패턴 고도화 및 동기화/연출 완성 - SC_PACKET_MOVE, </w:t>
+      </w:r>
+      <w:proofErr w:type="spellStart"/>
+      <w:r>
+        <w:rPr>
+          <w:b/>
+          <w:sz w:val="22"/>
+        </w:rPr>
+        <w:t>NPCMoveData</w:t>
+      </w:r>
+      <w:proofErr w:type="spellEnd"/>
+      <w:r>
+        <w:rPr>
+          <w:b/>
+          <w:sz w:val="22"/>
+        </w:rPr>
+        <w:t xml:space="preserve"> 등 패킷 구조에 </w:t>
+      </w:r>
+      <w:proofErr w:type="spellStart"/>
+      <w:r>
+        <w:rPr>
+          <w:b/>
+          <w:sz w:val="22"/>
+        </w:rPr>
+        <w:t>grabbed_by_id</w:t>
+      </w:r>
+      <w:proofErr w:type="spellEnd"/>
+      <w:r>
+        <w:rPr>
+          <w:b/>
+          <w:sz w:val="22"/>
+        </w:rPr>
+        <w:t xml:space="preserve">, </w:t>
+      </w:r>
+      <w:proofErr w:type="spellStart"/>
+      <w:r>
+        <w:rPr>
+          <w:b/>
+          <w:sz w:val="22"/>
+        </w:rPr>
+        <w:t>grab_slot</w:t>
+      </w:r>
+      <w:proofErr w:type="spellEnd"/>
+      <w:r>
+        <w:rPr>
+          <w:b/>
+          <w:sz w:val="22"/>
+        </w:rPr>
+        <w:t xml:space="preserve">, hp 필드 추가로 잡힌 상태/HP 실시간 동기화 </w:t>
+      </w:r>
+    </w:p>
+    <w:p>
+      <w:pPr>
+        <w:jc w:val="left"/>
+        <w:rPr>
+          <w:b/>
+          <w:sz w:val="22"/>
+        </w:rPr>
+      </w:pPr>
+      <w:r>
+        <w:rPr>
+          <w:b/>
+          <w:sz w:val="22"/>
+        </w:rPr>
+        <w:t>- 클라(플레이어/몬스터/타인)에서 잡힌 상태 시 보스 손 본에 부착, 입력/물리/이동 차단 및 애니메이션 처리</w:t>
+      </w:r>
+    </w:p>
+    <w:p>
+      <w:pPr>
+        <w:jc w:val="left"/>
+        <w:rPr>
+          <w:b/>
+          <w:sz w:val="22"/>
+        </w:rPr>
+      </w:pPr>
+      <w:r>
+        <w:rPr>
+          <w:b/>
+          <w:sz w:val="22"/>
+        </w:rPr>
+        <w:t xml:space="preserve"> - 서버에서 잡힌 상태 물리 업데이트 건너뛰고, 상태 변화 시에만 패킷 전송 </w:t>
+      </w:r>
+    </w:p>
+    <w:p>
+      <w:pPr>
+        <w:jc w:val="left"/>
+        <w:rPr>
+          <w:b/>
+          <w:sz w:val="22"/>
+        </w:rPr>
+      </w:pPr>
+      <w:r>
+        <w:rPr>
+          <w:b/>
+          <w:sz w:val="22"/>
+        </w:rPr>
+        <w:t>- 보스 AI: 최대 2명 동시 잡기, 난타(DoT), 슬램(튕겨내기) 등 패턴 고도화 및 상태/위치/데미지 관리 - 잡기 해제/</w:t>
+      </w:r>
+      <w:proofErr w:type="spellStart"/>
+      <w:r>
+        <w:rPr>
+          <w:b/>
+          <w:sz w:val="22"/>
+        </w:rPr>
+        <w:t>리스폰</w:t>
+      </w:r>
+      <w:proofErr w:type="spellEnd"/>
+      <w:r>
+        <w:rPr>
+          <w:b/>
+          <w:sz w:val="22"/>
+        </w:rPr>
+        <w:t xml:space="preserve"> 시 상태 및 애니메이션 초기화, 죽은 대상/</w:t>
+      </w:r>
+      <w:proofErr w:type="spellStart"/>
+      <w:r>
+        <w:rPr>
+          <w:b/>
+          <w:sz w:val="22"/>
+        </w:rPr>
+        <w:t>팀킬</w:t>
+      </w:r>
+      <w:proofErr w:type="spellEnd"/>
+      <w:r>
+        <w:rPr>
+          <w:b/>
+          <w:sz w:val="22"/>
+        </w:rPr>
+        <w:t xml:space="preserve"> 예외처리 </w:t>
+      </w:r>
+    </w:p>
+    <w:p>
+      <w:pPr>
+        <w:jc w:val="left"/>
+        <w:rPr>
+          <w:b/>
+          <w:sz w:val="22"/>
+        </w:rPr>
+      </w:pPr>
+      <w:r>
+        <w:rPr>
+          <w:b/>
+          <w:sz w:val="22"/>
+        </w:rPr>
+        <w:t xml:space="preserve">- </w:t>
+      </w:r>
+      <w:proofErr w:type="spellStart"/>
+      <w:r>
+        <w:rPr>
+          <w:b/>
+          <w:sz w:val="22"/>
+        </w:rPr>
+        <w:t>TransformComponent</w:t>
+      </w:r>
+      <w:proofErr w:type="spellEnd"/>
+      <w:r>
+        <w:rPr>
+          <w:b/>
+          <w:sz w:val="22"/>
+        </w:rPr>
+        <w:t xml:space="preserve">에 </w:t>
+      </w:r>
+      <w:proofErr w:type="spellStart"/>
+      <w:r>
+        <w:rPr>
+          <w:b/>
+          <w:sz w:val="22"/>
+        </w:rPr>
+        <w:t>GetRight</w:t>
+      </w:r>
+      <w:proofErr w:type="spellEnd"/>
+      <w:r>
+        <w:rPr>
+          <w:b/>
+          <w:sz w:val="22"/>
+        </w:rPr>
+        <w:t xml:space="preserve">() 추가, 코드 </w:t>
+      </w:r>
+      <w:proofErr w:type="spellStart"/>
+      <w:r>
+        <w:rPr>
+          <w:b/>
+          <w:sz w:val="22"/>
+        </w:rPr>
+        <w:t>리팩토링</w:t>
+      </w:r>
+      <w:proofErr w:type="spellEnd"/>
+      <w:r>
+        <w:rPr>
+          <w:b/>
+          <w:sz w:val="22"/>
+        </w:rPr>
+        <w:t xml:space="preserve"> 및 기타 버그 수정 </w:t>
+      </w:r>
+    </w:p>
+    <w:p>
+      <w:pPr>
+        <w:jc w:val="left"/>
+        <w:rPr>
+          <w:b/>
+          <w:sz w:val="22"/>
+        </w:rPr>
+      </w:pPr>
+      <w:r>
+        <w:rPr>
+          <w:b/>
+          <w:sz w:val="22"/>
+        </w:rPr>
+        <w:t>- 멀티플레이 환경에서 자연스러운 잡기 연출 및 동기화 완성</w:t>
+      </w:r>
+      <w:r>
+        <w:rPr>
+          <w:rFonts w:hint="eastAsia"/>
+          <w:b/>
+          <w:sz w:val="22"/>
+        </w:rPr>
+        <w:t>함</w:t>
+      </w:r>
+    </w:p>
+    <w:p>
+      <w:pPr>
+        <w:jc w:val="left"/>
+        <w:rPr>
+          <w:b/>
+          <w:sz w:val="22"/>
+        </w:rPr>
+      </w:pPr>
+      <w:r>
+        <w:rPr>
+          <w:rFonts w:hint="eastAsia"/>
+          <w:b/>
+          <w:sz w:val="22"/>
+        </w:rPr>
+        <w:t>- 플레이어 상태에 따라서 클라이언트 상태 덮어씌워지는 버그 해결</w:t>
+      </w:r>
+    </w:p>
+    <w:p>
+      <w:pPr>
+        <w:jc w:val="left"/>
+        <w:rPr>
+          <w:b/>
+          <w:sz w:val="22"/>
+        </w:rPr>
+      </w:pPr>
+    </w:p>
+    <w:p>
+      <w:pPr>
+        <w:jc w:val="left"/>
+        <w:rPr>
+          <w:b/>
+          <w:sz w:val="22"/>
+        </w:rPr>
+      </w:pPr>
+      <w:r>
+        <w:rPr>
+          <w:rFonts w:hint="eastAsia"/>
+          <w:b/>
+          <w:sz w:val="22"/>
+        </w:rPr>
+        <w:t>보스 씬 구현</w:t>
+      </w:r>
+    </w:p>
+    <w:p>
+      <w:pPr>
+        <w:jc w:val="left"/>
+        <w:rPr>
+          <w:b/>
+          <w:sz w:val="22"/>
+        </w:rPr>
+      </w:pPr>
+      <w:r>
+        <w:rPr>
+          <w:rFonts w:hint="eastAsia"/>
+          <w:b/>
+          <w:sz w:val="22"/>
+        </w:rPr>
+        <w:t>엘리베이터</w:t>
+      </w:r>
+      <w:r>
+        <w:rPr>
+          <w:rFonts w:hint="eastAsia"/>
+          <w:b/>
+          <w:sz w:val="22"/>
+        </w:rPr>
+        <w:t>라는 특수 NPC 구현</w:t>
+      </w:r>
+    </w:p>
+    <w:p>
+      <w:pPr>
+        <w:pStyle w:val="a3"/>
+        <w:numPr>
+          <w:ilvl w:val="0"/>
+          <w:numId w:val="10"/>
+        </w:numPr>
+        <w:ind w:leftChars="0"/>
+        <w:jc w:val="left"/>
+        <w:rPr>
+          <w:b/>
+          <w:sz w:val="22"/>
+        </w:rPr>
+      </w:pPr>
+      <w:r>
+        <w:rPr>
+          <w:rFonts w:hint="eastAsia"/>
+          <w:b/>
+          <w:sz w:val="22"/>
+        </w:rPr>
+        <w:t xml:space="preserve">서버에서 물리엔진 바닥을 이용해서 </w:t>
+      </w:r>
+      <w:proofErr w:type="gramStart"/>
+      <w:r>
+        <w:rPr>
+          <w:rFonts w:hint="eastAsia"/>
+          <w:b/>
+          <w:sz w:val="22"/>
+        </w:rPr>
+        <w:t>위 아래로</w:t>
+      </w:r>
+      <w:proofErr w:type="gramEnd"/>
+      <w:r>
+        <w:rPr>
+          <w:rFonts w:hint="eastAsia"/>
+          <w:b/>
+          <w:sz w:val="22"/>
+        </w:rPr>
+        <w:t xml:space="preserve"> 움직이는 상태 구현 </w:t>
+      </w:r>
+    </w:p>
+    <w:p>
+      <w:pPr>
+        <w:pStyle w:val="a3"/>
+        <w:numPr>
+          <w:ilvl w:val="0"/>
+          <w:numId w:val="10"/>
+        </w:numPr>
+        <w:ind w:leftChars="0"/>
+        <w:jc w:val="left"/>
+        <w:rPr>
+          <w:b/>
+          <w:sz w:val="22"/>
+        </w:rPr>
+      </w:pPr>
+      <w:proofErr w:type="spellStart"/>
+      <w:r>
+        <w:rPr>
+          <w:rFonts w:hint="eastAsia"/>
+          <w:b/>
+          <w:sz w:val="22"/>
+        </w:rPr>
+        <w:t>PlayerCharacterControllerComponent</w:t>
+      </w:r>
+      <w:proofErr w:type="spellEnd"/>
+      <w:r>
+        <w:rPr>
+          <w:rFonts w:hint="eastAsia"/>
+          <w:b/>
+          <w:sz w:val="22"/>
+        </w:rPr>
+        <w:t>에서 직접 y방향 속도 더해주는 코드 추가</w:t>
+      </w:r>
+    </w:p>
+    <w:p>
+      <w:pPr>
+        <w:jc w:val="left"/>
+        <w:rPr>
+          <w:b/>
+          <w:sz w:val="22"/>
+        </w:rPr>
+      </w:pPr>
+      <w:r>
+        <w:rPr>
+          <w:rFonts w:hint="eastAsia"/>
+          <w:b/>
+          <w:sz w:val="22"/>
+        </w:rPr>
+        <w:t>물리엔진 디버깅 방법 구축</w:t>
+      </w:r>
+    </w:p>
+    <w:p>
+      <w:pPr>
+        <w:pStyle w:val="a3"/>
+        <w:numPr>
+          <w:ilvl w:val="0"/>
+          <w:numId w:val="10"/>
+        </w:numPr>
+        <w:ind w:leftChars="0"/>
+        <w:jc w:val="left"/>
+        <w:rPr>
+          <w:b/>
+          <w:sz w:val="22"/>
+        </w:rPr>
+      </w:pPr>
+      <w:proofErr w:type="spellStart"/>
+      <w:r>
+        <w:rPr>
+          <w:rFonts w:hint="eastAsia"/>
+          <w:b/>
+          <w:sz w:val="22"/>
+        </w:rPr>
+        <w:t>JoltViewer</w:t>
+      </w:r>
+      <w:proofErr w:type="spellEnd"/>
+      <w:r>
+        <w:rPr>
+          <w:rFonts w:hint="eastAsia"/>
+          <w:b/>
+          <w:sz w:val="22"/>
+        </w:rPr>
+        <w:t xml:space="preserve">와 </w:t>
+      </w:r>
+      <w:proofErr w:type="spellStart"/>
+      <w:r>
+        <w:rPr>
+          <w:rFonts w:hint="eastAsia"/>
+          <w:b/>
+          <w:sz w:val="22"/>
+        </w:rPr>
+        <w:t>DebugRender</w:t>
+      </w:r>
+      <w:proofErr w:type="spellEnd"/>
+      <w:r>
+        <w:rPr>
+          <w:rFonts w:hint="eastAsia"/>
+          <w:b/>
+          <w:sz w:val="22"/>
+        </w:rPr>
+        <w:t xml:space="preserve">를 이용해서 스냅샷을 찍고 플레이를 </w:t>
+      </w:r>
+      <w:r>
+        <w:rPr>
+          <w:rFonts w:hint="eastAsia"/>
+          <w:b/>
+          <w:sz w:val="22"/>
+        </w:rPr>
+        <w:t xml:space="preserve">해서 실제 물리 </w:t>
+      </w:r>
+      <w:proofErr w:type="spellStart"/>
+      <w:r>
+        <w:rPr>
+          <w:rFonts w:hint="eastAsia"/>
+          <w:b/>
+          <w:sz w:val="22"/>
+        </w:rPr>
+        <w:t>Boay</w:t>
+      </w:r>
+      <w:proofErr w:type="spellEnd"/>
+      <w:r>
+        <w:rPr>
+          <w:rFonts w:hint="eastAsia"/>
+          <w:b/>
+          <w:sz w:val="22"/>
+        </w:rPr>
+        <w:t xml:space="preserve">를 볼 수 있는 기능을 </w:t>
+      </w:r>
+      <w:proofErr w:type="gramStart"/>
+      <w:r>
+        <w:rPr>
+          <w:rFonts w:hint="eastAsia"/>
+          <w:b/>
+          <w:sz w:val="22"/>
+        </w:rPr>
+        <w:t>추가 했다</w:t>
+      </w:r>
+      <w:proofErr w:type="gramEnd"/>
+      <w:r>
+        <w:rPr>
+          <w:rFonts w:hint="eastAsia"/>
+          <w:b/>
+          <w:sz w:val="22"/>
+        </w:rPr>
+        <w:t>.</w:t>
+      </w:r>
+    </w:p>
+    <w:p>
+      <w:pPr>
+        <w:pStyle w:val="a3"/>
+        <w:numPr>
+          <w:ilvl w:val="0"/>
+          <w:numId w:val="10"/>
+        </w:numPr>
+        <w:ind w:leftChars="0"/>
+        <w:jc w:val="left"/>
+        <w:rPr>
+          <w:rFonts w:hint="eastAsia"/>
+          <w:b/>
+          <w:sz w:val="22"/>
+        </w:rPr>
+      </w:pPr>
     </w:p>
     <w:tbl>
       <w:tblPr>
@@ -787,7 +1419,7 @@
               <w:spacing w:after="160" w:line="259" w:lineRule="auto"/>
               <w:jc w:val="center"/>
               <w:rPr>
-                <w:rFonts w:ascii="맑은 고딕" w:eastAsia="맑은 고딕" w:hAnsi="맑은 고딕" w:cs="맑은 고딕"/>
+                <w:rFonts w:ascii="맑은 고딕" w:eastAsia="맑은 고딕" w:hAnsi="맑은 고딕" w:cs="맑은 고딕" w:hint="eastAsia"/>
                 <w:b/>
                 <w:sz w:val="22"/>
               </w:rPr>
@@ -798,7 +1430,7 @@
                 <w:b/>
                 <w:sz w:val="22"/>
               </w:rPr>
-              <w:t>39</w:t>
+              <w:t>41</w:t>
             </w:r>
           </w:p>
         </w:tc>
@@ -833,9 +1465,6 @@
           <w:p>
             <w:pPr>
               <w:jc w:val="center"/>
-              <w:rPr>
-                <w:rFonts w:hint="eastAsia"/>
-              </w:rPr>
             </w:pPr>
             <w:r>
               <w:rPr>
@@ -934,6 +1563,7 @@
                 <w:b/>
                 <w:sz w:val="22"/>
               </w:rPr>
+              <w:lastRenderedPageBreak/>
               <w:t>지도교수</w:t>
             </w:r>
           </w:p>
@@ -1529,6 +2159,118 @@
     </w:lvl>
   </w:abstractNum>
   <w:abstractNum w:abstractNumId="4" w15:restartNumberingAfterBreak="0">
+    <w:nsid w:val="2F952304"/>
+    <w:multiLevelType w:val="hybridMultilevel"/>
+    <w:tmpl w:val="8C5E646C"/>
+    <w:lvl w:ilvl="0" w:tplc="BF98B80E">
+      <w:numFmt w:val="bullet"/>
+      <w:lvlText w:val=""/>
+      <w:lvlJc w:val="left"/>
+      <w:pPr>
+        <w:ind w:left="800" w:hanging="360"/>
+      </w:pPr>
+      <w:rPr>
+        <w:rFonts w:ascii="Wingdings" w:eastAsiaTheme="minorEastAsia" w:hAnsi="Wingdings" w:cstheme="minorEastAsia" w:hint="default"/>
+      </w:rPr>
+    </w:lvl>
+    <w:lvl w:ilvl="1" w:tplc="04090003" w:tentative="1">
+      <w:start w:val="1"/>
+      <w:numFmt w:val="bullet"/>
+      <w:lvlText w:val=""/>
+      <w:lvlJc w:val="left"/>
+      <w:pPr>
+        <w:ind w:left="1320" w:hanging="440"/>
+      </w:pPr>
+      <w:rPr>
+        <w:rFonts w:ascii="Wingdings" w:hAnsi="Wingdings" w:hint="default"/>
+      </w:rPr>
+    </w:lvl>
+    <w:lvl w:ilvl="2" w:tplc="04090005" w:tentative="1">
+      <w:start w:val="1"/>
+      <w:numFmt w:val="bullet"/>
+      <w:lvlText w:val=""/>
+      <w:lvlJc w:val="left"/>
+      <w:pPr>
+        <w:ind w:left="1760" w:hanging="440"/>
+      </w:pPr>
+      <w:rPr>
+        <w:rFonts w:ascii="Wingdings" w:hAnsi="Wingdings" w:hint="default"/>
+      </w:rPr>
+    </w:lvl>
+    <w:lvl w:ilvl="3" w:tplc="04090001" w:tentative="1">
+      <w:start w:val="1"/>
+      <w:numFmt w:val="bullet"/>
+      <w:lvlText w:val=""/>
+      <w:lvlJc w:val="left"/>
+      <w:pPr>
+        <w:ind w:left="2200" w:hanging="440"/>
+      </w:pPr>
+      <w:rPr>
+        <w:rFonts w:ascii="Wingdings" w:hAnsi="Wingdings" w:hint="default"/>
+      </w:rPr>
+    </w:lvl>
+    <w:lvl w:ilvl="4" w:tplc="04090003" w:tentative="1">
+      <w:start w:val="1"/>
+      <w:numFmt w:val="bullet"/>
+      <w:lvlText w:val=""/>
+      <w:lvlJc w:val="left"/>
+      <w:pPr>
+        <w:ind w:left="2640" w:hanging="440"/>
+      </w:pPr>
+      <w:rPr>
+        <w:rFonts w:ascii="Wingdings" w:hAnsi="Wingdings" w:hint="default"/>
+      </w:rPr>
+    </w:lvl>
+    <w:lvl w:ilvl="5" w:tplc="04090005" w:tentative="1">
+      <w:start w:val="1"/>
+      <w:numFmt w:val="bullet"/>
+      <w:lvlText w:val=""/>
+      <w:lvlJc w:val="left"/>
+      <w:pPr>
+        <w:ind w:left="3080" w:hanging="440"/>
+      </w:pPr>
+      <w:rPr>
+        <w:rFonts w:ascii="Wingdings" w:hAnsi="Wingdings" w:hint="default"/>
+      </w:rPr>
+    </w:lvl>
+    <w:lvl w:ilvl="6" w:tplc="04090001" w:tentative="1">
+      <w:start w:val="1"/>
+      <w:numFmt w:val="bullet"/>
+      <w:lvlText w:val=""/>
+      <w:lvlJc w:val="left"/>
+      <w:pPr>
+        <w:ind w:left="3520" w:hanging="440"/>
+      </w:pPr>
+      <w:rPr>
+        <w:rFonts w:ascii="Wingdings" w:hAnsi="Wingdings" w:hint="default"/>
+      </w:rPr>
+    </w:lvl>
+    <w:lvl w:ilvl="7" w:tplc="04090003" w:tentative="1">
+      <w:start w:val="1"/>
+      <w:numFmt w:val="bullet"/>
+      <w:lvlText w:val=""/>
+      <w:lvlJc w:val="left"/>
+      <w:pPr>
+        <w:ind w:left="3960" w:hanging="440"/>
+      </w:pPr>
+      <w:rPr>
+        <w:rFonts w:ascii="Wingdings" w:hAnsi="Wingdings" w:hint="default"/>
+      </w:rPr>
+    </w:lvl>
+    <w:lvl w:ilvl="8" w:tplc="04090005" w:tentative="1">
+      <w:start w:val="1"/>
+      <w:numFmt w:val="bullet"/>
+      <w:lvlText w:val=""/>
+      <w:lvlJc w:val="left"/>
+      <w:pPr>
+        <w:ind w:left="4400" w:hanging="440"/>
+      </w:pPr>
+      <w:rPr>
+        <w:rFonts w:ascii="Wingdings" w:hAnsi="Wingdings" w:hint="default"/>
+      </w:rPr>
+    </w:lvl>
+  </w:abstractNum>
+  <w:abstractNum w:abstractNumId="5" w15:restartNumberingAfterBreak="0">
     <w:nsid w:val="4E072E7A"/>
     <w:multiLevelType w:val="hybridMultilevel"/>
     <w:tmpl w:val="B4161E90"/>
@@ -1640,7 +2382,119 @@
       </w:rPr>
     </w:lvl>
   </w:abstractNum>
-  <w:abstractNum w:abstractNumId="5" w15:restartNumberingAfterBreak="0">
+  <w:abstractNum w:abstractNumId="6" w15:restartNumberingAfterBreak="0">
+    <w:nsid w:val="529A20E4"/>
+    <w:multiLevelType w:val="hybridMultilevel"/>
+    <w:tmpl w:val="3D52D6CC"/>
+    <w:lvl w:ilvl="0" w:tplc="B2120C88">
+      <w:numFmt w:val="bullet"/>
+      <w:lvlText w:val=""/>
+      <w:lvlJc w:val="left"/>
+      <w:pPr>
+        <w:ind w:left="800" w:hanging="360"/>
+      </w:pPr>
+      <w:rPr>
+        <w:rFonts w:ascii="Wingdings" w:eastAsiaTheme="minorEastAsia" w:hAnsi="Wingdings" w:cstheme="minorEastAsia" w:hint="default"/>
+      </w:rPr>
+    </w:lvl>
+    <w:lvl w:ilvl="1" w:tplc="04090003" w:tentative="1">
+      <w:start w:val="1"/>
+      <w:numFmt w:val="bullet"/>
+      <w:lvlText w:val=""/>
+      <w:lvlJc w:val="left"/>
+      <w:pPr>
+        <w:ind w:left="1320" w:hanging="440"/>
+      </w:pPr>
+      <w:rPr>
+        <w:rFonts w:ascii="Wingdings" w:hAnsi="Wingdings" w:hint="default"/>
+      </w:rPr>
+    </w:lvl>
+    <w:lvl w:ilvl="2" w:tplc="04090005" w:tentative="1">
+      <w:start w:val="1"/>
+      <w:numFmt w:val="bullet"/>
+      <w:lvlText w:val=""/>
+      <w:lvlJc w:val="left"/>
+      <w:pPr>
+        <w:ind w:left="1760" w:hanging="440"/>
+      </w:pPr>
+      <w:rPr>
+        <w:rFonts w:ascii="Wingdings" w:hAnsi="Wingdings" w:hint="default"/>
+      </w:rPr>
+    </w:lvl>
+    <w:lvl w:ilvl="3" w:tplc="04090001" w:tentative="1">
+      <w:start w:val="1"/>
+      <w:numFmt w:val="bullet"/>
+      <w:lvlText w:val=""/>
+      <w:lvlJc w:val="left"/>
+      <w:pPr>
+        <w:ind w:left="2200" w:hanging="440"/>
+      </w:pPr>
+      <w:rPr>
+        <w:rFonts w:ascii="Wingdings" w:hAnsi="Wingdings" w:hint="default"/>
+      </w:rPr>
+    </w:lvl>
+    <w:lvl w:ilvl="4" w:tplc="04090003" w:tentative="1">
+      <w:start w:val="1"/>
+      <w:numFmt w:val="bullet"/>
+      <w:lvlText w:val=""/>
+      <w:lvlJc w:val="left"/>
+      <w:pPr>
+        <w:ind w:left="2640" w:hanging="440"/>
+      </w:pPr>
+      <w:rPr>
+        <w:rFonts w:ascii="Wingdings" w:hAnsi="Wingdings" w:hint="default"/>
+      </w:rPr>
+    </w:lvl>
+    <w:lvl w:ilvl="5" w:tplc="04090005" w:tentative="1">
+      <w:start w:val="1"/>
+      <w:numFmt w:val="bullet"/>
+      <w:lvlText w:val=""/>
+      <w:lvlJc w:val="left"/>
+      <w:pPr>
+        <w:ind w:left="3080" w:hanging="440"/>
+      </w:pPr>
+      <w:rPr>
+        <w:rFonts w:ascii="Wingdings" w:hAnsi="Wingdings" w:hint="default"/>
+      </w:rPr>
+    </w:lvl>
+    <w:lvl w:ilvl="6" w:tplc="04090001" w:tentative="1">
+      <w:start w:val="1"/>
+      <w:numFmt w:val="bullet"/>
+      <w:lvlText w:val=""/>
+      <w:lvlJc w:val="left"/>
+      <w:pPr>
+        <w:ind w:left="3520" w:hanging="440"/>
+      </w:pPr>
+      <w:rPr>
+        <w:rFonts w:ascii="Wingdings" w:hAnsi="Wingdings" w:hint="default"/>
+      </w:rPr>
+    </w:lvl>
+    <w:lvl w:ilvl="7" w:tplc="04090003" w:tentative="1">
+      <w:start w:val="1"/>
+      <w:numFmt w:val="bullet"/>
+      <w:lvlText w:val=""/>
+      <w:lvlJc w:val="left"/>
+      <w:pPr>
+        <w:ind w:left="3960" w:hanging="440"/>
+      </w:pPr>
+      <w:rPr>
+        <w:rFonts w:ascii="Wingdings" w:hAnsi="Wingdings" w:hint="default"/>
+      </w:rPr>
+    </w:lvl>
+    <w:lvl w:ilvl="8" w:tplc="04090005" w:tentative="1">
+      <w:start w:val="1"/>
+      <w:numFmt w:val="bullet"/>
+      <w:lvlText w:val=""/>
+      <w:lvlJc w:val="left"/>
+      <w:pPr>
+        <w:ind w:left="4400" w:hanging="440"/>
+      </w:pPr>
+      <w:rPr>
+        <w:rFonts w:ascii="Wingdings" w:hAnsi="Wingdings" w:hint="default"/>
+      </w:rPr>
+    </w:lvl>
+  </w:abstractNum>
+  <w:abstractNum w:abstractNumId="7" w15:restartNumberingAfterBreak="0">
     <w:nsid w:val="5BB74750"/>
     <w:multiLevelType w:val="hybridMultilevel"/>
     <w:tmpl w:val="82567CA4"/>
@@ -1753,7 +2607,7 @@
       </w:rPr>
     </w:lvl>
   </w:abstractNum>
-  <w:abstractNum w:abstractNumId="6" w15:restartNumberingAfterBreak="0">
+  <w:abstractNum w:abstractNumId="8" w15:restartNumberingAfterBreak="0">
     <w:nsid w:val="77C87E54"/>
     <w:multiLevelType w:val="hybridMultilevel"/>
     <w:tmpl w:val="AEEADCD4"/>
@@ -1865,7 +2719,7 @@
       </w:rPr>
     </w:lvl>
   </w:abstractNum>
-  <w:abstractNum w:abstractNumId="7" w15:restartNumberingAfterBreak="0">
+  <w:abstractNum w:abstractNumId="9" w15:restartNumberingAfterBreak="0">
     <w:nsid w:val="7C6A468C"/>
     <w:multiLevelType w:val="hybridMultilevel"/>
     <w:tmpl w:val="61E2A4E4"/>
@@ -1981,25 +2835,31 @@
     <w:abstractNumId w:val="0"/>
   </w:num>
   <w:num w:numId="2" w16cid:durableId="225458082">
-    <w:abstractNumId w:val="6"/>
+    <w:abstractNumId w:val="8"/>
   </w:num>
   <w:num w:numId="3" w16cid:durableId="1405106466">
-    <w:abstractNumId w:val="7"/>
+    <w:abstractNumId w:val="9"/>
   </w:num>
   <w:num w:numId="4" w16cid:durableId="867182880">
     <w:abstractNumId w:val="1"/>
   </w:num>
   <w:num w:numId="5" w16cid:durableId="102506169">
-    <w:abstractNumId w:val="4"/>
+    <w:abstractNumId w:val="5"/>
   </w:num>
   <w:num w:numId="6" w16cid:durableId="388235448">
-    <w:abstractNumId w:val="5"/>
+    <w:abstractNumId w:val="7"/>
   </w:num>
   <w:num w:numId="7" w16cid:durableId="807207646">
     <w:abstractNumId w:val="3"/>
   </w:num>
   <w:num w:numId="8" w16cid:durableId="2106344965">
     <w:abstractNumId w:val="2"/>
+  </w:num>
+  <w:num w:numId="9" w16cid:durableId="2143688677">
+    <w:abstractNumId w:val="6"/>
+  </w:num>
+  <w:num w:numId="10" w16cid:durableId="1289508828">
+    <w:abstractNumId w:val="4"/>
   </w:num>
 </w:numbering>
 </file>
@@ -2308,7 +3168,6 @@
   <w:style w:type="character" w:default="1" w:styleId="a0">
     <w:name w:val="Default Paragraph Font"/>
     <w:uiPriority w:val="1"/>
-    <w:semiHidden/>
     <w:unhideWhenUsed/>
   </w:style>
   <w:style w:type="table" w:default="1" w:styleId="a1">

--- a/작업일지/40주차.docx
+++ b/작업일지/40주차.docx
@@ -110,7 +110,6 @@
                 <w:sz w:val="22"/>
               </w:rPr>
             </w:pPr>
-            <w:proofErr w:type="spellStart"/>
             <w:r>
               <w:rPr>
                 <w:rFonts w:hint="eastAsia"/>
@@ -119,7 +118,6 @@
               </w:rPr>
               <w:t>팀명</w:t>
             </w:r>
-            <w:proofErr w:type="spellEnd"/>
           </w:p>
         </w:tc>
         <w:tc>
@@ -368,7 +366,6 @@
                 <w:u w:val="single"/>
               </w:rPr>
             </w:pPr>
-            <w:proofErr w:type="spellStart"/>
             <w:r>
               <w:rPr>
                 <w:rFonts w:ascii="맑은 고딕" w:eastAsia="맑은 고딕" w:hAnsi="맑은 고딕" w:hint="eastAsia"/>
@@ -376,17 +373,7 @@
                 <w:bCs/>
                 <w:u w:val="single"/>
               </w:rPr>
-              <w:t>언리얼의</w:t>
-            </w:r>
-            <w:proofErr w:type="spellEnd"/>
-            <w:r>
-              <w:rPr>
-                <w:rFonts w:ascii="맑은 고딕" w:eastAsia="맑은 고딕" w:hAnsi="맑은 고딕" w:hint="eastAsia"/>
-                <w:b/>
-                <w:bCs/>
-                <w:u w:val="single"/>
-              </w:rPr>
-              <w:t xml:space="preserve"> </w:t>
+              <w:t xml:space="preserve">언리얼의 </w:t>
             </w:r>
             <w:r>
               <w:rPr>
@@ -429,7 +416,7 @@
           <w:p>
             <w:pPr>
               <w:rPr>
-                <w:rFonts w:ascii="맑은 고딕" w:eastAsia="맑은 고딕" w:hAnsi="맑은 고딕" w:hint="eastAsia"/>
+                <w:rFonts w:ascii="맑은 고딕" w:eastAsia="맑은 고딕" w:hAnsi="맑은 고딕"/>
                 <w:b/>
                 <w:bCs/>
                 <w:u w:val="single"/>
@@ -443,6 +430,44 @@
                 <w:u w:val="single"/>
               </w:rPr>
               <w:t>보스 씬 구현</w:t>
+            </w:r>
+          </w:p>
+          <w:p>
+            <w:pPr>
+              <w:rPr>
+                <w:rFonts w:ascii="맑은 고딕" w:eastAsia="맑은 고딕" w:hAnsi="맑은 고딕"/>
+                <w:b/>
+                <w:bCs/>
+                <w:u w:val="single"/>
+              </w:rPr>
+            </w:pPr>
+            <w:r>
+              <w:rPr>
+                <w:rFonts w:ascii="맑은 고딕" w:eastAsia="맑은 고딕" w:hAnsi="맑은 고딕"/>
+                <w:b/>
+                <w:bCs/>
+                <w:u w:val="single"/>
+              </w:rPr>
+              <w:t>엘리베이터 객체 문제, 타이틀 씬 연출 후 다이얼로그 안뜨는 현상 해결</w:t>
+            </w:r>
+          </w:p>
+          <w:p>
+            <w:pPr>
+              <w:rPr>
+                <w:rFonts w:ascii="맑은 고딕" w:eastAsia="맑은 고딕" w:hAnsi="맑은 고딕" w:hint="eastAsia"/>
+                <w:b/>
+                <w:bCs/>
+                <w:u w:val="single"/>
+              </w:rPr>
+            </w:pPr>
+            <w:r>
+              <w:rPr>
+                <w:rFonts w:ascii="맑은 고딕" w:eastAsia="맑은 고딕" w:hAnsi="맑은 고딕"/>
+                <w:b/>
+                <w:bCs/>
+                <w:u w:val="single"/>
+              </w:rPr>
+              <w:t>씬 전환 시 창이 작게 나오는 현상 해결</w:t>
             </w:r>
           </w:p>
         </w:tc>
@@ -487,43 +512,7 @@
           <w:b/>
           <w:sz w:val="22"/>
         </w:rPr>
-        <w:t xml:space="preserve">해당 엔진에서 지형마다의 </w:t>
-      </w:r>
-      <w:proofErr w:type="spellStart"/>
-      <w:r>
-        <w:rPr>
-          <w:rFonts w:hint="eastAsia"/>
-          <w:b/>
-          <w:sz w:val="22"/>
-        </w:rPr>
-        <w:t>메쉬의</w:t>
-      </w:r>
-      <w:proofErr w:type="spellEnd"/>
-      <w:r>
-        <w:rPr>
-          <w:rFonts w:hint="eastAsia"/>
-          <w:b/>
-          <w:sz w:val="22"/>
-        </w:rPr>
-        <w:t xml:space="preserve"> 정보를 JSON에 기록하여 렌더링하는 방식과 유사하게 </w:t>
-      </w:r>
-      <w:proofErr w:type="spellStart"/>
-      <w:r>
-        <w:rPr>
-          <w:rFonts w:hint="eastAsia"/>
-          <w:b/>
-          <w:sz w:val="22"/>
-        </w:rPr>
-        <w:t>언리얼에서</w:t>
-      </w:r>
-      <w:proofErr w:type="spellEnd"/>
-      <w:r>
-        <w:rPr>
-          <w:rFonts w:hint="eastAsia"/>
-          <w:b/>
-          <w:sz w:val="22"/>
-        </w:rPr>
-        <w:t xml:space="preserve"> FOLLIAGE를 EXPORT하는 BP를 제작하였습니다. </w:t>
+        <w:t xml:space="preserve">해당 엔진에서 지형마다의 메쉬의 정보를 JSON에 기록하여 렌더링하는 방식과 유사하게 언리얼에서 FOLLIAGE를 EXPORT하는 BP를 제작하였습니다. </w:t>
       </w:r>
     </w:p>
     <w:p>
@@ -697,33 +686,38 @@
       <w:pPr>
         <w:jc w:val="left"/>
         <w:rPr>
+          <w:b/>
+          <w:sz w:val="22"/>
+        </w:rPr>
+      </w:pPr>
+      <w:r>
+        <w:rPr>
+          <w:b/>
+          <w:sz w:val="22"/>
+        </w:rPr>
+        <w:t xml:space="preserve">보스 2페이즈 구현 그랩돌진 </w:t>
+      </w:r>
+      <w:r>
+        <w:rPr>
           <w:rFonts w:hint="eastAsia"/>
           <w:b/>
           <w:sz w:val="22"/>
         </w:rPr>
-      </w:pPr>
-      <w:r>
-        <w:rPr>
-          <w:b/>
-          <w:sz w:val="22"/>
-        </w:rPr>
-        <w:t xml:space="preserve">보스 2페이즈 구현 </w:t>
-      </w:r>
-      <w:proofErr w:type="spellStart"/>
-      <w:r>
-        <w:rPr>
-          <w:b/>
-          <w:sz w:val="22"/>
-        </w:rPr>
-        <w:t>그랩돌진</w:t>
-      </w:r>
-      <w:proofErr w:type="spellEnd"/>
-      <w:r>
-        <w:rPr>
-          <w:b/>
-          <w:sz w:val="22"/>
-        </w:rPr>
-        <w:t xml:space="preserve"> </w:t>
+        <w:t>-&gt;</w:t>
+      </w:r>
+      <w:r>
+        <w:rPr>
+          <w:b/>
+          <w:sz w:val="22"/>
+        </w:rPr>
+        <w:t xml:space="preserve"> 난타 </w:t>
+      </w:r>
+      <w:r>
+        <w:rPr>
+          <w:b/>
+          <w:sz w:val="22"/>
+        </w:rPr>
+        <w:t>–</w:t>
       </w:r>
       <w:r>
         <w:rPr>
@@ -731,21 +725,14 @@
           <w:b/>
           <w:sz w:val="22"/>
         </w:rPr>
-        <w:t>-&gt;</w:t>
-      </w:r>
-      <w:r>
-        <w:rPr>
-          <w:b/>
-          <w:sz w:val="22"/>
-        </w:rPr>
-        <w:t xml:space="preserve"> 난타 </w:t>
-      </w:r>
-      <w:r>
-        <w:rPr>
-          <w:b/>
-          <w:sz w:val="22"/>
-        </w:rPr>
-        <w:t>–</w:t>
+        <w:t>&gt;</w:t>
+      </w:r>
+      <w:r>
+        <w:rPr>
+          <w:b/>
+          <w:sz w:val="22"/>
+        </w:rPr>
+        <w:t xml:space="preserve"> 내려치기</w:t>
       </w:r>
       <w:r>
         <w:rPr>
@@ -753,21 +740,6 @@
           <w:b/>
           <w:sz w:val="22"/>
         </w:rPr>
-        <w:t>&gt;</w:t>
-      </w:r>
-      <w:r>
-        <w:rPr>
-          <w:b/>
-          <w:sz w:val="22"/>
-        </w:rPr>
-        <w:t xml:space="preserve"> 내려치기</w:t>
-      </w:r>
-      <w:r>
-        <w:rPr>
-          <w:rFonts w:hint="eastAsia"/>
-          <w:b/>
-          <w:sz w:val="22"/>
-        </w:rPr>
         <w:t xml:space="preserve"> -&gt; 플레이어 날라가기</w:t>
       </w:r>
     </w:p>
@@ -784,71 +756,7 @@
           <w:b/>
           <w:sz w:val="22"/>
         </w:rPr>
-        <w:t>보스 잡기(</w:t>
-      </w:r>
-      <w:proofErr w:type="spellStart"/>
-      <w:r>
-        <w:rPr>
-          <w:b/>
-          <w:sz w:val="22"/>
-        </w:rPr>
-        <w:t>그랩</w:t>
-      </w:r>
-      <w:proofErr w:type="spellEnd"/>
-      <w:r>
-        <w:rPr>
-          <w:b/>
-          <w:sz w:val="22"/>
-        </w:rPr>
-        <w:t xml:space="preserve">) 패턴 고도화 및 동기화/연출 완성 - SC_PACKET_MOVE, </w:t>
-      </w:r>
-      <w:proofErr w:type="spellStart"/>
-      <w:r>
-        <w:rPr>
-          <w:b/>
-          <w:sz w:val="22"/>
-        </w:rPr>
-        <w:t>NPCMoveData</w:t>
-      </w:r>
-      <w:proofErr w:type="spellEnd"/>
-      <w:r>
-        <w:rPr>
-          <w:b/>
-          <w:sz w:val="22"/>
-        </w:rPr>
-        <w:t xml:space="preserve"> 등 패킷 구조에 </w:t>
-      </w:r>
-      <w:proofErr w:type="spellStart"/>
-      <w:r>
-        <w:rPr>
-          <w:b/>
-          <w:sz w:val="22"/>
-        </w:rPr>
-        <w:t>grabbed_by_id</w:t>
-      </w:r>
-      <w:proofErr w:type="spellEnd"/>
-      <w:r>
-        <w:rPr>
-          <w:b/>
-          <w:sz w:val="22"/>
-        </w:rPr>
-        <w:t xml:space="preserve">, </w:t>
-      </w:r>
-      <w:proofErr w:type="spellStart"/>
-      <w:r>
-        <w:rPr>
-          <w:b/>
-          <w:sz w:val="22"/>
-        </w:rPr>
-        <w:t>grab_slot</w:t>
-      </w:r>
-      <w:proofErr w:type="spellEnd"/>
-      <w:r>
-        <w:rPr>
-          <w:b/>
-          <w:sz w:val="22"/>
-        </w:rPr>
-        <w:t xml:space="preserve">, hp 필드 추가로 잡힌 상태/HP 실시간 동기화 </w:t>
+        <w:t xml:space="preserve">보스 잡기(그랩) 패턴 고도화 및 동기화/연출 완성 - SC_PACKET_MOVE, NPCMoveData 등 패킷 구조에 grabbed_by_id, grab_slot, hp 필드 추가로 잡힌 상태/HP 실시간 동기화 </w:t>
       </w:r>
     </w:p>
     <w:p>
@@ -896,39 +804,7 @@
           <w:b/>
           <w:sz w:val="22"/>
         </w:rPr>
-        <w:t>- 보스 AI: 최대 2명 동시 잡기, 난타(DoT), 슬램(튕겨내기) 등 패턴 고도화 및 상태/위치/데미지 관리 - 잡기 해제/</w:t>
-      </w:r>
-      <w:proofErr w:type="spellStart"/>
-      <w:r>
-        <w:rPr>
-          <w:b/>
-          <w:sz w:val="22"/>
-        </w:rPr>
-        <w:t>리스폰</w:t>
-      </w:r>
-      <w:proofErr w:type="spellEnd"/>
-      <w:r>
-        <w:rPr>
-          <w:b/>
-          <w:sz w:val="22"/>
-        </w:rPr>
-        <w:t xml:space="preserve"> 시 상태 및 애니메이션 초기화, 죽은 대상/</w:t>
-      </w:r>
-      <w:proofErr w:type="spellStart"/>
-      <w:r>
-        <w:rPr>
-          <w:b/>
-          <w:sz w:val="22"/>
-        </w:rPr>
-        <w:t>팀킬</w:t>
-      </w:r>
-      <w:proofErr w:type="spellEnd"/>
-      <w:r>
-        <w:rPr>
-          <w:b/>
-          <w:sz w:val="22"/>
-        </w:rPr>
-        <w:t xml:space="preserve"> 예외처리 </w:t>
+        <w:t xml:space="preserve">- 보스 AI: 최대 2명 동시 잡기, 난타(DoT), 슬램(튕겨내기) 등 패턴 고도화 및 상태/위치/데미지 관리 - 잡기 해제/리스폰 시 상태 및 애니메이션 초기화, 죽은 대상/팀킬 예외처리 </w:t>
       </w:r>
     </w:p>
     <w:p>
@@ -944,55 +820,7 @@
           <w:b/>
           <w:sz w:val="22"/>
         </w:rPr>
-        <w:t xml:space="preserve">- </w:t>
-      </w:r>
-      <w:proofErr w:type="spellStart"/>
-      <w:r>
-        <w:rPr>
-          <w:b/>
-          <w:sz w:val="22"/>
-        </w:rPr>
-        <w:t>TransformComponent</w:t>
-      </w:r>
-      <w:proofErr w:type="spellEnd"/>
-      <w:r>
-        <w:rPr>
-          <w:b/>
-          <w:sz w:val="22"/>
-        </w:rPr>
-        <w:t xml:space="preserve">에 </w:t>
-      </w:r>
-      <w:proofErr w:type="spellStart"/>
-      <w:r>
-        <w:rPr>
-          <w:b/>
-          <w:sz w:val="22"/>
-        </w:rPr>
-        <w:t>GetRight</w:t>
-      </w:r>
-      <w:proofErr w:type="spellEnd"/>
-      <w:r>
-        <w:rPr>
-          <w:b/>
-          <w:sz w:val="22"/>
-        </w:rPr>
-        <w:t xml:space="preserve">() 추가, 코드 </w:t>
-      </w:r>
-      <w:proofErr w:type="spellStart"/>
-      <w:r>
-        <w:rPr>
-          <w:b/>
-          <w:sz w:val="22"/>
-        </w:rPr>
-        <w:t>리팩토링</w:t>
-      </w:r>
-      <w:proofErr w:type="spellEnd"/>
-      <w:r>
-        <w:rPr>
-          <w:b/>
-          <w:sz w:val="22"/>
-        </w:rPr>
-        <w:t xml:space="preserve"> 및 기타 버그 수정 </w:t>
+        <w:t xml:space="preserve">- TransformComponent에 GetRight() 추가, 코드 리팩토링 및 기타 버그 수정 </w:t>
       </w:r>
     </w:p>
     <w:p>
@@ -1107,25 +935,7 @@
           <w:b/>
           <w:sz w:val="22"/>
         </w:rPr>
-        <w:t xml:space="preserve">서버에서 물리엔진 바닥을 이용해서 </w:t>
-      </w:r>
-      <w:proofErr w:type="gramStart"/>
-      <w:r>
-        <w:rPr>
-          <w:rFonts w:hint="eastAsia"/>
-          <w:b/>
-          <w:sz w:val="22"/>
-        </w:rPr>
-        <w:t>위 아래로</w:t>
-      </w:r>
-      <w:proofErr w:type="gramEnd"/>
-      <w:r>
-        <w:rPr>
-          <w:rFonts w:hint="eastAsia"/>
-          <w:b/>
-          <w:sz w:val="22"/>
-        </w:rPr>
-        <w:t xml:space="preserve"> 움직이는 상태 구현 </w:t>
+        <w:t xml:space="preserve">서버에서 물리엔진 바닥을 이용해서 위 아래로 움직이는 상태 구현 </w:t>
       </w:r>
     </w:p>
     <w:p>
@@ -1142,23 +952,13 @@
           <w:sz w:val="22"/>
         </w:rPr>
       </w:pPr>
-      <w:proofErr w:type="spellStart"/>
       <w:r>
         <w:rPr>
           <w:rFonts w:hint="eastAsia"/>
           <w:b/>
           <w:sz w:val="22"/>
         </w:rPr>
-        <w:t>PlayerCharacterControllerComponent</w:t>
-      </w:r>
-      <w:proofErr w:type="spellEnd"/>
-      <w:r>
-        <w:rPr>
-          <w:rFonts w:hint="eastAsia"/>
-          <w:b/>
-          <w:sz w:val="22"/>
-        </w:rPr>
-        <w:t>에서 직접 y방향 속도 더해주는 코드 추가</w:t>
+        <w:t>PlayerCharacterControllerComponent에서 직접 y방향 속도 더해주는 코드 추가</w:t>
       </w:r>
     </w:p>
     <w:p>
@@ -1192,94 +992,283 @@
           <w:sz w:val="22"/>
         </w:rPr>
       </w:pPr>
-      <w:proofErr w:type="spellStart"/>
       <w:r>
         <w:rPr>
           <w:rFonts w:hint="eastAsia"/>
           <w:b/>
           <w:sz w:val="22"/>
         </w:rPr>
-        <w:t>JoltViewer</w:t>
-      </w:r>
-      <w:proofErr w:type="spellEnd"/>
+        <w:t xml:space="preserve">JoltViewer와 DebugRender를 이용해서 스냅샷을 찍고 플레이를 </w:t>
+      </w:r>
       <w:r>
         <w:rPr>
           <w:rFonts w:hint="eastAsia"/>
           <w:b/>
           <w:sz w:val="22"/>
         </w:rPr>
-        <w:t xml:space="preserve">와 </w:t>
-      </w:r>
-      <w:proofErr w:type="spellStart"/>
-      <w:r>
+        <w:t>해서 실제 물리 Boay를 볼 수 있는 기능을 추가 했다.</w:t>
+      </w:r>
+    </w:p>
+    <w:p>
+      <w:pPr>
+        <w:jc w:val="left"/>
+        <w:rPr>
+          <w:b/>
+          <w:sz w:val="22"/>
+        </w:rPr>
+      </w:pPr>
+    </w:p>
+    <w:p>
+      <w:pPr>
+        <w:jc w:val="left"/>
+        <w:rPr>
+          <w:b/>
+          <w:sz w:val="24"/>
+          <w:szCs w:val="24"/>
+        </w:rPr>
+      </w:pPr>
+      <w:r>
+        <w:rPr>
+          <w:b/>
+          <w:sz w:val="24"/>
+          <w:szCs w:val="24"/>
+        </w:rPr>
+        <w:t>엘리베이터 객체 문제, 타이틀 씬 연출 후 다이얼로그 안뜨는 현상 해결</w:t>
+      </w:r>
+    </w:p>
+    <w:p>
+      <w:pPr>
+        <w:jc w:val="left"/>
+        <w:rPr>
+          <w:b/>
+          <w:sz w:val="22"/>
+        </w:rPr>
+      </w:pPr>
+      <w:r>
+        <w:rPr>
+          <w:b/>
+          <w:sz w:val="22"/>
+        </w:rPr>
+        <w:t>보스 맵에있는 엘리베이터 객체가 보이지 않는 현상이 발생하여 해결 및 엘리베이터 객체를 타기 위해서 기존에 하드코딩 되어있던 부분을 수정함 → 터레인이 없을 때 최소 높이를 -1로 고정되어 있던 것을 수정함</w:t>
+      </w:r>
+    </w:p>
+    <w:p>
+      <w:pPr>
+        <w:jc w:val="left"/>
+        <w:rPr>
+          <w:b/>
+          <w:sz w:val="22"/>
+        </w:rPr>
+      </w:pPr>
+      <w:r>
+        <w:rPr>
+          <w:b/>
+          <w:sz w:val="22"/>
+        </w:rPr>
+        <w:tab/>
+      </w:r>
+    </w:p>
+    <w:p>
+      <w:pPr>
+        <w:jc w:val="left"/>
+        <w:rPr>
+          <w:b/>
+          <w:sz w:val="22"/>
+        </w:rPr>
+      </w:pPr>
+      <w:r>
+        <w:rPr>
+          <w:b/>
+          <w:sz w:val="22"/>
+        </w:rPr>
+        <w:t>타이틀 씬에서 다이얼로그가 나오지 않던 문제 해결</w:t>
+      </w:r>
+    </w:p>
+    <w:p>
+      <w:pPr>
+        <w:jc w:val="left"/>
+        <w:rPr>
+          <w:b/>
+          <w:sz w:val="22"/>
+        </w:rPr>
+      </w:pPr>
+      <w:r>
+        <w:rPr>
+          <w:b/>
+          <w:sz w:val="22"/>
+        </w:rPr>
+        <w:t xml:space="preserve">기존 타이틀 씬에서 타이틀 연출을 재생할 때 전체화면으로 만든 후 보여주었는데 이 때 전체화면을 하면 그 후에 뜨는 다이얼로그를 볼 수가 없어 서버 접속이 막혀 </w:t>
+      </w:r>
+      <w:r>
+        <w:rPr>
+          <w:b/>
+          <w:sz w:val="22"/>
+        </w:rPr>
+        <w:br/>
+      </w:r>
+      <w:r>
+        <w:rPr>
+          <w:b/>
+          <w:sz w:val="22"/>
+        </w:rPr>
+        <w:lastRenderedPageBreak/>
+        <w:t>전체 화면 모드 → 전체 창 모드로 수정</w:t>
+      </w:r>
+    </w:p>
+    <w:p>
+      <w:pPr>
+        <w:jc w:val="left"/>
+        <w:rPr>
+          <w:b/>
+          <w:sz w:val="22"/>
+        </w:rPr>
+      </w:pPr>
+      <w:r>
+        <w:rPr>
+          <w:b/>
+          <w:sz w:val="22"/>
+        </w:rPr>
+        <w:t>전체 창 모드로 수정 후 전체 화면 &lt; - &gt; 작은 창 모드 전환이 빨라지고 다이얼로그가 잘 보임</w:t>
+      </w:r>
+    </w:p>
+    <w:p>
+      <w:pPr>
+        <w:jc w:val="left"/>
+        <w:rPr>
+          <w:b/>
+          <w:sz w:val="22"/>
+        </w:rPr>
+      </w:pPr>
+      <w:r>
+        <w:rPr>
+          <w:b/>
+          <w:sz w:val="22"/>
+        </w:rPr>
+        <w:drawing>
+          <wp:inline distT="0" distB="0" distL="0" distR="0" wp14:anchorId="4475C21C" wp14:editId="32FD520F">
+            <wp:extent cx="6645910" cy="3730625"/>
+            <wp:effectExtent l="0" t="0" r="2540" b="3175"/>
+            <wp:docPr id="1008347216" name="그림 2"/>
+            <wp:cNvGraphicFramePr>
+              <a:graphicFrameLocks xmlns:a="http://schemas.openxmlformats.org/drawingml/2006/main" noChangeAspect="1"/>
+            </wp:cNvGraphicFramePr>
+            <a:graphic xmlns:a="http://schemas.openxmlformats.org/drawingml/2006/main">
+              <a:graphicData uri="http://schemas.openxmlformats.org/drawingml/2006/picture">
+                <pic:pic xmlns:pic="http://schemas.openxmlformats.org/drawingml/2006/picture">
+                  <pic:nvPicPr>
+                    <pic:cNvPr id="0" name="Picture 6"/>
+                    <pic:cNvPicPr>
+                      <a:picLocks noChangeAspect="1" noChangeArrowheads="1"/>
+                    </pic:cNvPicPr>
+                  </pic:nvPicPr>
+                  <pic:blipFill>
+                    <a:blip r:embed="rId10" cstate="print">
+                      <a:extLst>
+                        <a:ext uri="{28A0092B-C50C-407E-A947-70E740481C1C}">
+                          <a14:useLocalDpi xmlns:a14="http://schemas.microsoft.com/office/drawing/2010/main" val="0"/>
+                        </a:ext>
+                      </a:extLst>
+                    </a:blip>
+                    <a:srcRect/>
+                    <a:stretch>
+                      <a:fillRect/>
+                    </a:stretch>
+                  </pic:blipFill>
+                  <pic:spPr bwMode="auto">
+                    <a:xfrm>
+                      <a:off x="0" y="0"/>
+                      <a:ext cx="6645910" cy="3730625"/>
+                    </a:xfrm>
+                    <a:prstGeom prst="rect">
+                      <a:avLst/>
+                    </a:prstGeom>
+                    <a:noFill/>
+                    <a:ln>
+                      <a:noFill/>
+                    </a:ln>
+                  </pic:spPr>
+                </pic:pic>
+              </a:graphicData>
+            </a:graphic>
+          </wp:inline>
+        </w:drawing>
+      </w:r>
+    </w:p>
+    <w:p>
+      <w:pPr>
+        <w:jc w:val="left"/>
         <w:rPr>
           <w:rFonts w:hint="eastAsia"/>
           <w:b/>
           <w:sz w:val="22"/>
         </w:rPr>
-        <w:t>DebugRender</w:t>
-      </w:r>
-      <w:proofErr w:type="spellEnd"/>
+      </w:pPr>
       <w:r>
         <w:rPr>
           <w:rFonts w:hint="eastAsia"/>
           <w:b/>
           <w:sz w:val="22"/>
         </w:rPr>
-        <w:t xml:space="preserve">를 이용해서 스냅샷을 찍고 플레이를 </w:t>
-      </w:r>
-      <w:r>
+        <w:t>다이얼로그가 잘 보이는 모습</w:t>
+      </w:r>
+    </w:p>
+    <w:p>
+      <w:pPr>
+        <w:jc w:val="left"/>
+        <w:rPr>
+          <w:b/>
+          <w:sz w:val="22"/>
+        </w:rPr>
+      </w:pPr>
+    </w:p>
+    <w:p>
+      <w:pPr>
+        <w:jc w:val="left"/>
+        <w:rPr>
+          <w:b/>
+          <w:sz w:val="24"/>
+          <w:szCs w:val="24"/>
+        </w:rPr>
+      </w:pPr>
+      <w:r>
+        <w:rPr>
+          <w:b/>
+          <w:bCs/>
+          <w:sz w:val="24"/>
+          <w:szCs w:val="24"/>
+        </w:rPr>
+        <w:t>씬 전환 시 창이 작게 나오는 현상 해결</w:t>
+      </w:r>
+    </w:p>
+    <w:p>
+      <w:pPr>
+        <w:jc w:val="left"/>
+        <w:rPr>
+          <w:b/>
+          <w:sz w:val="22"/>
+        </w:rPr>
+      </w:pPr>
+      <w:r>
+        <w:rPr>
+          <w:b/>
+          <w:sz w:val="22"/>
+        </w:rPr>
+        <w:t>씬 전환 후 창의 일부분이 검은색으로 나오는 문제가 있어 현재 화면의 크기를 불러오는 코드를 추가하여 해당 크기에 맞춰주도록 하여 해결</w:t>
+      </w:r>
+    </w:p>
+    <w:p>
+      <w:pPr>
+        <w:jc w:val="left"/>
         <w:rPr>
           <w:rFonts w:hint="eastAsia"/>
           <w:b/>
           <w:sz w:val="22"/>
         </w:rPr>
-        <w:t xml:space="preserve">해서 실제 물리 </w:t>
-      </w:r>
-      <w:proofErr w:type="spellStart"/>
-      <w:r>
-        <w:rPr>
-          <w:rFonts w:hint="eastAsia"/>
-          <w:b/>
-          <w:sz w:val="22"/>
-        </w:rPr>
-        <w:t>Boay</w:t>
-      </w:r>
-      <w:proofErr w:type="spellEnd"/>
-      <w:r>
-        <w:rPr>
-          <w:rFonts w:hint="eastAsia"/>
-          <w:b/>
-          <w:sz w:val="22"/>
-        </w:rPr>
-        <w:t xml:space="preserve">를 볼 수 있는 기능을 </w:t>
-      </w:r>
-      <w:proofErr w:type="gramStart"/>
-      <w:r>
-        <w:rPr>
-          <w:rFonts w:hint="eastAsia"/>
-          <w:b/>
-          <w:sz w:val="22"/>
-        </w:rPr>
-        <w:t>추가 했다</w:t>
-      </w:r>
-      <w:proofErr w:type="gramEnd"/>
-      <w:r>
-        <w:rPr>
-          <w:rFonts w:hint="eastAsia"/>
-          <w:b/>
-          <w:sz w:val="22"/>
-        </w:rPr>
-        <w:t>.</w:t>
-      </w:r>
+      </w:pPr>
     </w:p>
     <w:p>
       <w:pPr>
         <w:pStyle w:val="a3"/>
-        <w:numPr>
-          <w:ilvl w:val="0"/>
-          <w:numId w:val="10"/>
-        </w:numPr>
         <w:ind w:leftChars="0"/>
         <w:jc w:val="left"/>
         <w:rPr>
@@ -1419,7 +1408,7 @@
               <w:spacing w:after="160" w:line="259" w:lineRule="auto"/>
               <w:jc w:val="center"/>
               <w:rPr>
-                <w:rFonts w:ascii="맑은 고딕" w:eastAsia="맑은 고딕" w:hAnsi="맑은 고딕" w:cs="맑은 고딕" w:hint="eastAsia"/>
+                <w:rFonts w:ascii="맑은 고딕" w:eastAsia="맑은 고딕" w:hAnsi="맑은 고딕" w:cs="맑은 고딕"/>
                 <w:b/>
                 <w:sz w:val="22"/>
               </w:rPr>
